--- a/docs/manuel/chapitre-07-dettes-et-paiements.docx
+++ b/docs/manuel/chapitre-07-dettes-et-paiements.docx
@@ -368,7 +368,7 @@
                 <w:sz w:val="20"/>
                 <w:szCs w:val="20"/>
               </w:rPr>
-              <w:t xml:space="preserve">22 septembre 2026</w:t>
+              <w:t xml:space="preserve">23 septembre 2026</w:t>
             </w:r>
           </w:p>
         </w:tc>
@@ -10718,7 +10718,7 @@
         <w:sz w:val="14"/>
         <w:szCs w:val="14"/>
       </w:rPr>
-      <w:t xml:space="preserve">Version 2.101.306 de l'application  ·  22 septembre 2026  ·  document interne BMI Togo</w:t>
+      <w:t xml:space="preserve">Version 2.101.306 de l'application  ·  23 septembre 2026  ·  document interne BMI Togo</w:t>
     </w:r>
   </w:p>
 </w:ftr>

--- a/docs/manuel/chapitre-07-dettes-et-paiements.docx
+++ b/docs/manuel/chapitre-07-dettes-et-paiements.docx
@@ -322,7 +322,7 @@
                 <w:sz w:val="20"/>
                 <w:szCs w:val="20"/>
               </w:rPr>
-              <w:t xml:space="preserve">2.101.306</w:t>
+              <w:t xml:space="preserve">2.101.311</w:t>
             </w:r>
           </w:p>
         </w:tc>
@@ -10718,7 +10718,7 @@
         <w:sz w:val="14"/>
         <w:szCs w:val="14"/>
       </w:rPr>
-      <w:t xml:space="preserve">Version 2.101.306 de l'application  ·  23 septembre 2026  ·  document interne BMI Togo</w:t>
+      <w:t xml:space="preserve">Version 2.101.311 de l'application  ·  23 septembre 2026  ·  document interne BMI Togo</w:t>
     </w:r>
   </w:p>
 </w:ftr>

--- a/docs/manuel/chapitre-07-dettes-et-paiements.docx
+++ b/docs/manuel/chapitre-07-dettes-et-paiements.docx
@@ -322,7 +322,7 @@
                 <w:sz w:val="20"/>
                 <w:szCs w:val="20"/>
               </w:rPr>
-              <w:t xml:space="preserve">2.101.311</w:t>
+              <w:t xml:space="preserve">2.101.346</w:t>
             </w:r>
           </w:p>
         </w:tc>
@@ -368,7 +368,7 @@
                 <w:sz w:val="20"/>
                 <w:szCs w:val="20"/>
               </w:rPr>
-              <w:t xml:space="preserve">23 septembre 2026</w:t>
+              <w:t xml:space="preserve">25 septembre 2026</w:t>
             </w:r>
           </w:p>
         </w:tc>
@@ -10718,7 +10718,7 @@
         <w:sz w:val="14"/>
         <w:szCs w:val="14"/>
       </w:rPr>
-      <w:t xml:space="preserve">Version 2.101.311 de l'application  ·  23 septembre 2026  ·  document interne BMI Togo</w:t>
+      <w:t xml:space="preserve">Version 2.101.346 de l'application  ·  25 septembre 2026  ·  document interne BMI Togo</w:t>
     </w:r>
   </w:p>
 </w:ftr>

--- a/docs/manuel/chapitre-07-dettes-et-paiements.docx
+++ b/docs/manuel/chapitre-07-dettes-et-paiements.docx
@@ -322,7 +322,7 @@
                 <w:sz w:val="20"/>
                 <w:szCs w:val="20"/>
               </w:rPr>
-              <w:t xml:space="preserve">2.101.346</w:t>
+              <w:t xml:space="preserve">2.101.358</w:t>
             </w:r>
           </w:p>
         </w:tc>
@@ -368,7 +368,7 @@
                 <w:sz w:val="20"/>
                 <w:szCs w:val="20"/>
               </w:rPr>
-              <w:t xml:space="preserve">25 septembre 2026</w:t>
+              <w:t xml:space="preserve">27 septembre 2026</w:t>
             </w:r>
           </w:p>
         </w:tc>
@@ -10718,7 +10718,7 @@
         <w:sz w:val="14"/>
         <w:szCs w:val="14"/>
       </w:rPr>
-      <w:t xml:space="preserve">Version 2.101.346 de l'application  ·  25 septembre 2026  ·  document interne BMI Togo</w:t>
+      <w:t xml:space="preserve">Version 2.101.358 de l'application  ·  27 septembre 2026  ·  document interne BMI Togo</w:t>
     </w:r>
   </w:p>
 </w:ftr>

--- a/docs/manuel/chapitre-07-dettes-et-paiements.docx
+++ b/docs/manuel/chapitre-07-dettes-et-paiements.docx
@@ -322,7 +322,7 @@
                 <w:sz w:val="20"/>
                 <w:szCs w:val="20"/>
               </w:rPr>
-              <w:t xml:space="preserve">2.101.358</w:t>
+              <w:t xml:space="preserve">2.101.376</w:t>
             </w:r>
           </w:p>
         </w:tc>
@@ -368,7 +368,7 @@
                 <w:sz w:val="20"/>
                 <w:szCs w:val="20"/>
               </w:rPr>
-              <w:t xml:space="preserve">27 septembre 2026</w:t>
+              <w:t xml:space="preserve">29 septembre 2026</w:t>
             </w:r>
           </w:p>
         </w:tc>
@@ -10718,7 +10718,7 @@
         <w:sz w:val="14"/>
         <w:szCs w:val="14"/>
       </w:rPr>
-      <w:t xml:space="preserve">Version 2.101.358 de l'application  ·  27 septembre 2026  ·  document interne BMI Togo</w:t>
+      <w:t xml:space="preserve">Version 2.101.376 de l'application  ·  29 septembre 2026  ·  document interne BMI Togo</w:t>
     </w:r>
   </w:p>
 </w:ftr>

--- a/docs/manuel/chapitre-07-dettes-et-paiements.docx
+++ b/docs/manuel/chapitre-07-dettes-et-paiements.docx
@@ -322,7 +322,7 @@
                 <w:sz w:val="20"/>
                 <w:szCs w:val="20"/>
               </w:rPr>
-              <w:t xml:space="preserve">2.101.376</w:t>
+              <w:t xml:space="preserve">2.101.377</w:t>
             </w:r>
           </w:p>
         </w:tc>
@@ -368,7 +368,7 @@
                 <w:sz w:val="20"/>
                 <w:szCs w:val="20"/>
               </w:rPr>
-              <w:t xml:space="preserve">29 septembre 2026</w:t>
+              <w:t xml:space="preserve">30 septembre 2026</w:t>
             </w:r>
           </w:p>
         </w:tc>
@@ -10718,7 +10718,7 @@
         <w:sz w:val="14"/>
         <w:szCs w:val="14"/>
       </w:rPr>
-      <w:t xml:space="preserve">Version 2.101.376 de l'application  ·  29 septembre 2026  ·  document interne BMI Togo</w:t>
+      <w:t xml:space="preserve">Version 2.101.377 de l'application  ·  30 septembre 2026  ·  document interne BMI Togo</w:t>
     </w:r>
   </w:p>
 </w:ftr>

--- a/docs/manuel/chapitre-07-dettes-et-paiements.docx
+++ b/docs/manuel/chapitre-07-dettes-et-paiements.docx
@@ -322,7 +322,7 @@
                 <w:sz w:val="20"/>
                 <w:szCs w:val="20"/>
               </w:rPr>
-              <w:t xml:space="preserve">2.101.377</w:t>
+              <w:t xml:space="preserve">2.101.378</w:t>
             </w:r>
           </w:p>
         </w:tc>
@@ -10718,7 +10718,7 @@
         <w:sz w:val="14"/>
         <w:szCs w:val="14"/>
       </w:rPr>
-      <w:t xml:space="preserve">Version 2.101.377 de l'application  ·  30 septembre 2026  ·  document interne BMI Togo</w:t>
+      <w:t xml:space="preserve">Version 2.101.378 de l'application  ·  30 septembre 2026  ·  document interne BMI Togo</w:t>
     </w:r>
   </w:p>
 </w:ftr>

--- a/docs/manuel/chapitre-07-dettes-et-paiements.docx
+++ b/docs/manuel/chapitre-07-dettes-et-paiements.docx
@@ -322,7 +322,7 @@
                 <w:sz w:val="20"/>
                 <w:szCs w:val="20"/>
               </w:rPr>
-              <w:t xml:space="preserve">2.101.378</w:t>
+              <w:t xml:space="preserve">2.101.379</w:t>
             </w:r>
           </w:p>
         </w:tc>
@@ -3480,7 +3480,7 @@
                 <w:sz w:val="20"/>
                 <w:szCs w:val="20"/>
               </w:rPr>
-              <w:t xml:space="preserve"> (qui, quand, quel modèle). Si le numéro BMI ne peut pas envoyer (réseau, refus de WhatsApp), WhatsApp s'ouvre sur l'appareil avec le même texte, et l'écran dit pourquoi : « … WhatsApp s'est ouvert avec le texte : le message part de VOTRE numéro. » En espace formation, WhatsApp s'ouvre sans rien dire : c'est la règle, pas une panne. Aucune trace n'est écrite dans ces cas.</w:t>
+              <w:t xml:space="preserve"> (qui, quand, quel modèle). Si le numéro BMI ne peut pas envoyer (réseau, refus de WhatsApp), l'écran dit d'abord pourquoi, en français, et finit par « Appuyez sur OK : WhatsApp s'ouvre avec le texte complet, vous pourrez l'envoyer vous-même » ; au OK, WhatsApp s'ouvre sur l'appareil avec le même texte, qui part de VOTRE numéro. En espace formation, WhatsApp s'ouvre sans rien dire : c'est la règle, pas une panne. Aucune trace n'est écrite dans ces cas.</w:t>
             </w:r>
           </w:p>
         </w:tc>
@@ -7319,7 +7319,7 @@
                 <w:sz w:val="19"/>
                 <w:szCs w:val="19"/>
               </w:rPr>
-              <w:t xml:space="preserve">« WhatsApp s'est ouvert… le message part de VOTRE numéro »</w:t>
+              <w:t xml:space="preserve">« Appuyez sur OK : WhatsApp s'ouvre avec le texte complet… »</w:t>
             </w:r>
           </w:p>
         </w:tc>
@@ -10718,7 +10718,7 @@
         <w:sz w:val="14"/>
         <w:szCs w:val="14"/>
       </w:rPr>
-      <w:t xml:space="preserve">Version 2.101.378 de l'application  ·  30 septembre 2026  ·  document interne BMI Togo</w:t>
+      <w:t xml:space="preserve">Version 2.101.379 de l'application  ·  30 septembre 2026  ·  document interne BMI Togo</w:t>
     </w:r>
   </w:p>
 </w:ftr>

--- a/docs/manuel/chapitre-07-dettes-et-paiements.docx
+++ b/docs/manuel/chapitre-07-dettes-et-paiements.docx
@@ -322,7 +322,7 @@
                 <w:sz w:val="20"/>
                 <w:szCs w:val="20"/>
               </w:rPr>
-              <w:t xml:space="preserve">2.101.379</w:t>
+              <w:t xml:space="preserve">2.101.380</w:t>
             </w:r>
           </w:p>
         </w:tc>
@@ -10718,7 +10718,7 @@
         <w:sz w:val="14"/>
         <w:szCs w:val="14"/>
       </w:rPr>
-      <w:t xml:space="preserve">Version 2.101.379 de l'application  ·  30 septembre 2026  ·  document interne BMI Togo</w:t>
+      <w:t xml:space="preserve">Version 2.101.380 de l'application  ·  30 septembre 2026  ·  document interne BMI Togo</w:t>
     </w:r>
   </w:p>
 </w:ftr>

--- a/docs/manuel/chapitre-07-dettes-et-paiements.docx
+++ b/docs/manuel/chapitre-07-dettes-et-paiements.docx
@@ -322,7 +322,7 @@
                 <w:sz w:val="20"/>
                 <w:szCs w:val="20"/>
               </w:rPr>
-              <w:t xml:space="preserve">2.101.380</w:t>
+              <w:t xml:space="preserve">2.101.381</w:t>
             </w:r>
           </w:p>
         </w:tc>
@@ -10718,7 +10718,7 @@
         <w:sz w:val="14"/>
         <w:szCs w:val="14"/>
       </w:rPr>
-      <w:t xml:space="preserve">Version 2.101.380 de l'application  ·  30 septembre 2026  ·  document interne BMI Togo</w:t>
+      <w:t xml:space="preserve">Version 2.101.381 de l'application  ·  30 septembre 2026  ·  document interne BMI Togo</w:t>
     </w:r>
   </w:p>
 </w:ftr>

--- a/docs/manuel/chapitre-07-dettes-et-paiements.docx
+++ b/docs/manuel/chapitre-07-dettes-et-paiements.docx
@@ -322,7 +322,7 @@
                 <w:sz w:val="20"/>
                 <w:szCs w:val="20"/>
               </w:rPr>
-              <w:t xml:space="preserve">2.101.381</w:t>
+              <w:t xml:space="preserve">2.101.382</w:t>
             </w:r>
           </w:p>
         </w:tc>
@@ -10718,7 +10718,7 @@
         <w:sz w:val="14"/>
         <w:szCs w:val="14"/>
       </w:rPr>
-      <w:t xml:space="preserve">Version 2.101.381 de l'application  ·  30 septembre 2026  ·  document interne BMI Togo</w:t>
+      <w:t xml:space="preserve">Version 2.101.382 de l'application  ·  30 septembre 2026  ·  document interne BMI Togo</w:t>
     </w:r>
   </w:p>
 </w:ftr>

--- a/docs/manuel/chapitre-07-dettes-et-paiements.docx
+++ b/docs/manuel/chapitre-07-dettes-et-paiements.docx
@@ -322,7 +322,7 @@
                 <w:sz w:val="20"/>
                 <w:szCs w:val="20"/>
               </w:rPr>
-              <w:t xml:space="preserve">2.101.382</w:t>
+              <w:t xml:space="preserve">2.101.383</w:t>
             </w:r>
           </w:p>
         </w:tc>
@@ -10718,7 +10718,7 @@
         <w:sz w:val="14"/>
         <w:szCs w:val="14"/>
       </w:rPr>
-      <w:t xml:space="preserve">Version 2.101.382 de l'application  ·  30 septembre 2026  ·  document interne BMI Togo</w:t>
+      <w:t xml:space="preserve">Version 2.101.383 de l'application  ·  30 septembre 2026  ·  document interne BMI Togo</w:t>
     </w:r>
   </w:p>
 </w:ftr>

--- a/docs/manuel/chapitre-07-dettes-et-paiements.docx
+++ b/docs/manuel/chapitre-07-dettes-et-paiements.docx
@@ -322,7 +322,7 @@
                 <w:sz w:val="20"/>
                 <w:szCs w:val="20"/>
               </w:rPr>
-              <w:t xml:space="preserve">2.101.383</w:t>
+              <w:t xml:space="preserve">2.101.384</w:t>
             </w:r>
           </w:p>
         </w:tc>
@@ -10718,7 +10718,7 @@
         <w:sz w:val="14"/>
         <w:szCs w:val="14"/>
       </w:rPr>
-      <w:t xml:space="preserve">Version 2.101.383 de l'application  ·  30 septembre 2026  ·  document interne BMI Togo</w:t>
+      <w:t xml:space="preserve">Version 2.101.384 de l'application  ·  30 septembre 2026  ·  document interne BMI Togo</w:t>
     </w:r>
   </w:p>
 </w:ftr>

--- a/docs/manuel/chapitre-07-dettes-et-paiements.docx
+++ b/docs/manuel/chapitre-07-dettes-et-paiements.docx
@@ -322,7 +322,7 @@
                 <w:sz w:val="20"/>
                 <w:szCs w:val="20"/>
               </w:rPr>
-              <w:t xml:space="preserve">2.101.384</w:t>
+              <w:t xml:space="preserve">2.101.385</w:t>
             </w:r>
           </w:p>
         </w:tc>
@@ -10718,7 +10718,7 @@
         <w:sz w:val="14"/>
         <w:szCs w:val="14"/>
       </w:rPr>
-      <w:t xml:space="preserve">Version 2.101.384 de l'application  ·  30 septembre 2026  ·  document interne BMI Togo</w:t>
+      <w:t xml:space="preserve">Version 2.101.385 de l'application  ·  30 septembre 2026  ·  document interne BMI Togo</w:t>
     </w:r>
   </w:p>
 </w:ftr>

--- a/docs/manuel/chapitre-07-dettes-et-paiements.docx
+++ b/docs/manuel/chapitre-07-dettes-et-paiements.docx
@@ -322,7 +322,7 @@
                 <w:sz w:val="20"/>
                 <w:szCs w:val="20"/>
               </w:rPr>
-              <w:t xml:space="preserve">2.101.385</w:t>
+              <w:t xml:space="preserve">2.101.386</w:t>
             </w:r>
           </w:p>
         </w:tc>
@@ -10718,7 +10718,7 @@
         <w:sz w:val="14"/>
         <w:szCs w:val="14"/>
       </w:rPr>
-      <w:t xml:space="preserve">Version 2.101.385 de l'application  ·  30 septembre 2026  ·  document interne BMI Togo</w:t>
+      <w:t xml:space="preserve">Version 2.101.386 de l'application  ·  30 septembre 2026  ·  document interne BMI Togo</w:t>
     </w:r>
   </w:p>
 </w:ftr>

--- a/docs/manuel/chapitre-07-dettes-et-paiements.docx
+++ b/docs/manuel/chapitre-07-dettes-et-paiements.docx
@@ -322,7 +322,7 @@
                 <w:sz w:val="20"/>
                 <w:szCs w:val="20"/>
               </w:rPr>
-              <w:t xml:space="preserve">2.101.386</w:t>
+              <w:t xml:space="preserve">2.101.387</w:t>
             </w:r>
           </w:p>
         </w:tc>
@@ -10718,7 +10718,7 @@
         <w:sz w:val="14"/>
         <w:szCs w:val="14"/>
       </w:rPr>
-      <w:t xml:space="preserve">Version 2.101.386 de l'application  ·  30 septembre 2026  ·  document interne BMI Togo</w:t>
+      <w:t xml:space="preserve">Version 2.101.387 de l'application  ·  30 septembre 2026  ·  document interne BMI Togo</w:t>
     </w:r>
   </w:p>
 </w:ftr>

--- a/docs/manuel/chapitre-07-dettes-et-paiements.docx
+++ b/docs/manuel/chapitre-07-dettes-et-paiements.docx
@@ -322,7 +322,7 @@
                 <w:sz w:val="20"/>
                 <w:szCs w:val="20"/>
               </w:rPr>
-              <w:t xml:space="preserve">2.101.387</w:t>
+              <w:t xml:space="preserve">2.101.388</w:t>
             </w:r>
           </w:p>
         </w:tc>
@@ -10718,7 +10718,7 @@
         <w:sz w:val="14"/>
         <w:szCs w:val="14"/>
       </w:rPr>
-      <w:t xml:space="preserve">Version 2.101.387 de l'application  ·  30 septembre 2026  ·  document interne BMI Togo</w:t>
+      <w:t xml:space="preserve">Version 2.101.388 de l'application  ·  30 septembre 2026  ·  document interne BMI Togo</w:t>
     </w:r>
   </w:p>
 </w:ftr>

--- a/docs/manuel/chapitre-07-dettes-et-paiements.docx
+++ b/docs/manuel/chapitre-07-dettes-et-paiements.docx
@@ -322,7 +322,7 @@
                 <w:sz w:val="20"/>
                 <w:szCs w:val="20"/>
               </w:rPr>
-              <w:t xml:space="preserve">2.101.388</w:t>
+              <w:t xml:space="preserve">2.101.389</w:t>
             </w:r>
           </w:p>
         </w:tc>
@@ -10718,7 +10718,7 @@
         <w:sz w:val="14"/>
         <w:szCs w:val="14"/>
       </w:rPr>
-      <w:t xml:space="preserve">Version 2.101.388 de l'application  ·  30 septembre 2026  ·  document interne BMI Togo</w:t>
+      <w:t xml:space="preserve">Version 2.101.389 de l'application  ·  30 septembre 2026  ·  document interne BMI Togo</w:t>
     </w:r>
   </w:p>
 </w:ftr>

--- a/docs/manuel/chapitre-07-dettes-et-paiements.docx
+++ b/docs/manuel/chapitre-07-dettes-et-paiements.docx
@@ -322,7 +322,7 @@
                 <w:sz w:val="20"/>
                 <w:szCs w:val="20"/>
               </w:rPr>
-              <w:t xml:space="preserve">2.101.389</w:t>
+              <w:t xml:space="preserve">2.101.390</w:t>
             </w:r>
           </w:p>
         </w:tc>
@@ -10718,7 +10718,7 @@
         <w:sz w:val="14"/>
         <w:szCs w:val="14"/>
       </w:rPr>
-      <w:t xml:space="preserve">Version 2.101.389 de l'application  ·  30 septembre 2026  ·  document interne BMI Togo</w:t>
+      <w:t xml:space="preserve">Version 2.101.390 de l'application  ·  30 septembre 2026  ·  document interne BMI Togo</w:t>
     </w:r>
   </w:p>
 </w:ftr>

--- a/docs/manuel/chapitre-07-dettes-et-paiements.docx
+++ b/docs/manuel/chapitre-07-dettes-et-paiements.docx
@@ -322,7 +322,7 @@
                 <w:sz w:val="20"/>
                 <w:szCs w:val="20"/>
               </w:rPr>
-              <w:t xml:space="preserve">2.101.390</w:t>
+              <w:t xml:space="preserve">2.101.391</w:t>
             </w:r>
           </w:p>
         </w:tc>
@@ -368,7 +368,7 @@
                 <w:sz w:val="20"/>
                 <w:szCs w:val="20"/>
               </w:rPr>
-              <w:t xml:space="preserve">30 septembre 2026</w:t>
+              <w:t xml:space="preserve">1er octobre 2026</w:t>
             </w:r>
           </w:p>
         </w:tc>
@@ -10718,7 +10718,7 @@
         <w:sz w:val="14"/>
         <w:szCs w:val="14"/>
       </w:rPr>
-      <w:t xml:space="preserve">Version 2.101.390 de l'application  ·  30 septembre 2026  ·  document interne BMI Togo</w:t>
+      <w:t xml:space="preserve">Version 2.101.391 de l'application  ·  1er octobre 2026  ·  document interne BMI Togo</w:t>
     </w:r>
   </w:p>
 </w:ftr>

--- a/docs/manuel/chapitre-07-dettes-et-paiements.docx
+++ b/docs/manuel/chapitre-07-dettes-et-paiements.docx
@@ -322,7 +322,7 @@
                 <w:sz w:val="20"/>
                 <w:szCs w:val="20"/>
               </w:rPr>
-              <w:t xml:space="preserve">2.101.391</w:t>
+              <w:t xml:space="preserve">2.101.392</w:t>
             </w:r>
           </w:p>
         </w:tc>
@@ -10718,7 +10718,7 @@
         <w:sz w:val="14"/>
         <w:szCs w:val="14"/>
       </w:rPr>
-      <w:t xml:space="preserve">Version 2.101.391 de l'application  ·  1er octobre 2026  ·  document interne BMI Togo</w:t>
+      <w:t xml:space="preserve">Version 2.101.392 de l'application  ·  1er octobre 2026  ·  document interne BMI Togo</w:t>
     </w:r>
   </w:p>
 </w:ftr>

--- a/docs/manuel/chapitre-07-dettes-et-paiements.docx
+++ b/docs/manuel/chapitre-07-dettes-et-paiements.docx
@@ -322,7 +322,7 @@
                 <w:sz w:val="20"/>
                 <w:szCs w:val="20"/>
               </w:rPr>
-              <w:t xml:space="preserve">2.101.392</w:t>
+              <w:t xml:space="preserve">2.101.393</w:t>
             </w:r>
           </w:p>
         </w:tc>
@@ -10718,7 +10718,7 @@
         <w:sz w:val="14"/>
         <w:szCs w:val="14"/>
       </w:rPr>
-      <w:t xml:space="preserve">Version 2.101.392 de l'application  ·  1er octobre 2026  ·  document interne BMI Togo</w:t>
+      <w:t xml:space="preserve">Version 2.101.393 de l'application  ·  1er octobre 2026  ·  document interne BMI Togo</w:t>
     </w:r>
   </w:p>
 </w:ftr>

--- a/docs/manuel/chapitre-07-dettes-et-paiements.docx
+++ b/docs/manuel/chapitre-07-dettes-et-paiements.docx
@@ -322,7 +322,7 @@
                 <w:sz w:val="20"/>
                 <w:szCs w:val="20"/>
               </w:rPr>
-              <w:t xml:space="preserve">2.101.393</w:t>
+              <w:t xml:space="preserve">2.101.394</w:t>
             </w:r>
           </w:p>
         </w:tc>
@@ -10718,7 +10718,7 @@
         <w:sz w:val="14"/>
         <w:szCs w:val="14"/>
       </w:rPr>
-      <w:t xml:space="preserve">Version 2.101.393 de l'application  ·  1er octobre 2026  ·  document interne BMI Togo</w:t>
+      <w:t xml:space="preserve">Version 2.101.394 de l'application  ·  1er octobre 2026  ·  document interne BMI Togo</w:t>
     </w:r>
   </w:p>
 </w:ftr>

--- a/docs/manuel/chapitre-07-dettes-et-paiements.docx
+++ b/docs/manuel/chapitre-07-dettes-et-paiements.docx
@@ -322,7 +322,7 @@
                 <w:sz w:val="20"/>
                 <w:szCs w:val="20"/>
               </w:rPr>
-              <w:t xml:space="preserve">2.101.394</w:t>
+              <w:t xml:space="preserve">2.101.395</w:t>
             </w:r>
           </w:p>
         </w:tc>
@@ -10718,7 +10718,7 @@
         <w:sz w:val="14"/>
         <w:szCs w:val="14"/>
       </w:rPr>
-      <w:t xml:space="preserve">Version 2.101.394 de l'application  ·  1er octobre 2026  ·  document interne BMI Togo</w:t>
+      <w:t xml:space="preserve">Version 2.101.395 de l'application  ·  1er octobre 2026  ·  document interne BMI Togo</w:t>
     </w:r>
   </w:p>
 </w:ftr>

--- a/docs/manuel/chapitre-07-dettes-et-paiements.docx
+++ b/docs/manuel/chapitre-07-dettes-et-paiements.docx
@@ -322,7 +322,7 @@
                 <w:sz w:val="20"/>
                 <w:szCs w:val="20"/>
               </w:rPr>
-              <w:t xml:space="preserve">2.101.395</w:t>
+              <w:t xml:space="preserve">2.101.396</w:t>
             </w:r>
           </w:p>
         </w:tc>
@@ -10718,7 +10718,7 @@
         <w:sz w:val="14"/>
         <w:szCs w:val="14"/>
       </w:rPr>
-      <w:t xml:space="preserve">Version 2.101.395 de l'application  ·  1er octobre 2026  ·  document interne BMI Togo</w:t>
+      <w:t xml:space="preserve">Version 2.101.396 de l'application  ·  1er octobre 2026  ·  document interne BMI Togo</w:t>
     </w:r>
   </w:p>
 </w:ftr>

--- a/docs/manuel/chapitre-07-dettes-et-paiements.docx
+++ b/docs/manuel/chapitre-07-dettes-et-paiements.docx
@@ -322,7 +322,7 @@
                 <w:sz w:val="20"/>
                 <w:szCs w:val="20"/>
               </w:rPr>
-              <w:t xml:space="preserve">2.101.396</w:t>
+              <w:t xml:space="preserve">2.101.397</w:t>
             </w:r>
           </w:p>
         </w:tc>
@@ -10718,7 +10718,7 @@
         <w:sz w:val="14"/>
         <w:szCs w:val="14"/>
       </w:rPr>
-      <w:t xml:space="preserve">Version 2.101.396 de l'application  ·  1er octobre 2026  ·  document interne BMI Togo</w:t>
+      <w:t xml:space="preserve">Version 2.101.397 de l'application  ·  1er octobre 2026  ·  document interne BMI Togo</w:t>
     </w:r>
   </w:p>
 </w:ftr>

--- a/docs/manuel/chapitre-07-dettes-et-paiements.docx
+++ b/docs/manuel/chapitre-07-dettes-et-paiements.docx
@@ -322,7 +322,7 @@
                 <w:sz w:val="20"/>
                 <w:szCs w:val="20"/>
               </w:rPr>
-              <w:t xml:space="preserve">2.101.397</w:t>
+              <w:t xml:space="preserve">2.101.398</w:t>
             </w:r>
           </w:p>
         </w:tc>
@@ -10718,7 +10718,7 @@
         <w:sz w:val="14"/>
         <w:szCs w:val="14"/>
       </w:rPr>
-      <w:t xml:space="preserve">Version 2.101.397 de l'application  ·  1er octobre 2026  ·  document interne BMI Togo</w:t>
+      <w:t xml:space="preserve">Version 2.101.398 de l'application  ·  1er octobre 2026  ·  document interne BMI Togo</w:t>
     </w:r>
   </w:p>
 </w:ftr>

--- a/docs/manuel/chapitre-07-dettes-et-paiements.docx
+++ b/docs/manuel/chapitre-07-dettes-et-paiements.docx
@@ -322,7 +322,7 @@
                 <w:sz w:val="20"/>
                 <w:szCs w:val="20"/>
               </w:rPr>
-              <w:t xml:space="preserve">2.101.398</w:t>
+              <w:t xml:space="preserve">2.101.399</w:t>
             </w:r>
           </w:p>
         </w:tc>
@@ -10718,7 +10718,7 @@
         <w:sz w:val="14"/>
         <w:szCs w:val="14"/>
       </w:rPr>
-      <w:t xml:space="preserve">Version 2.101.398 de l'application  ·  1er octobre 2026  ·  document interne BMI Togo</w:t>
+      <w:t xml:space="preserve">Version 2.101.399 de l'application  ·  1er octobre 2026  ·  document interne BMI Togo</w:t>
     </w:r>
   </w:p>
 </w:ftr>

--- a/docs/manuel/chapitre-07-dettes-et-paiements.docx
+++ b/docs/manuel/chapitre-07-dettes-et-paiements.docx
@@ -322,7 +322,7 @@
                 <w:sz w:val="20"/>
                 <w:szCs w:val="20"/>
               </w:rPr>
-              <w:t xml:space="preserve">2.101.399</w:t>
+              <w:t xml:space="preserve">2.101.400</w:t>
             </w:r>
           </w:p>
         </w:tc>
@@ -10718,7 +10718,7 @@
         <w:sz w:val="14"/>
         <w:szCs w:val="14"/>
       </w:rPr>
-      <w:t xml:space="preserve">Version 2.101.399 de l'application  ·  1er octobre 2026  ·  document interne BMI Togo</w:t>
+      <w:t xml:space="preserve">Version 2.101.400 de l'application  ·  1er octobre 2026  ·  document interne BMI Togo</w:t>
     </w:r>
   </w:p>
 </w:ftr>

--- a/docs/manuel/chapitre-07-dettes-et-paiements.docx
+++ b/docs/manuel/chapitre-07-dettes-et-paiements.docx
@@ -322,7 +322,7 @@
                 <w:sz w:val="20"/>
                 <w:szCs w:val="20"/>
               </w:rPr>
-              <w:t xml:space="preserve">2.101.400</w:t>
+              <w:t xml:space="preserve">2.101.401</w:t>
             </w:r>
           </w:p>
         </w:tc>
@@ -10718,7 +10718,7 @@
         <w:sz w:val="14"/>
         <w:szCs w:val="14"/>
       </w:rPr>
-      <w:t xml:space="preserve">Version 2.101.400 de l'application  ·  1er octobre 2026  ·  document interne BMI Togo</w:t>
+      <w:t xml:space="preserve">Version 2.101.401 de l'application  ·  1er octobre 2026  ·  document interne BMI Togo</w:t>
     </w:r>
   </w:p>
 </w:ftr>

--- a/docs/manuel/chapitre-07-dettes-et-paiements.docx
+++ b/docs/manuel/chapitre-07-dettes-et-paiements.docx
@@ -322,7 +322,7 @@
                 <w:sz w:val="20"/>
                 <w:szCs w:val="20"/>
               </w:rPr>
-              <w:t xml:space="preserve">2.101.401</w:t>
+              <w:t xml:space="preserve">2.101.402</w:t>
             </w:r>
           </w:p>
         </w:tc>
@@ -10718,7 +10718,7 @@
         <w:sz w:val="14"/>
         <w:szCs w:val="14"/>
       </w:rPr>
-      <w:t xml:space="preserve">Version 2.101.401 de l'application  ·  1er octobre 2026  ·  document interne BMI Togo</w:t>
+      <w:t xml:space="preserve">Version 2.101.402 de l'application  ·  1er octobre 2026  ·  document interne BMI Togo</w:t>
     </w:r>
   </w:p>
 </w:ftr>

--- a/docs/manuel/chapitre-07-dettes-et-paiements.docx
+++ b/docs/manuel/chapitre-07-dettes-et-paiements.docx
@@ -322,7 +322,7 @@
                 <w:sz w:val="20"/>
                 <w:szCs w:val="20"/>
               </w:rPr>
-              <w:t xml:space="preserve">2.101.402</w:t>
+              <w:t xml:space="preserve">2.101.403</w:t>
             </w:r>
           </w:p>
         </w:tc>
@@ -10718,7 +10718,7 @@
         <w:sz w:val="14"/>
         <w:szCs w:val="14"/>
       </w:rPr>
-      <w:t xml:space="preserve">Version 2.101.402 de l'application  ·  1er octobre 2026  ·  document interne BMI Togo</w:t>
+      <w:t xml:space="preserve">Version 2.101.403 de l'application  ·  1er octobre 2026  ·  document interne BMI Togo</w:t>
     </w:r>
   </w:p>
 </w:ftr>

--- a/docs/manuel/chapitre-07-dettes-et-paiements.docx
+++ b/docs/manuel/chapitre-07-dettes-et-paiements.docx
@@ -322,7 +322,7 @@
                 <w:sz w:val="20"/>
                 <w:szCs w:val="20"/>
               </w:rPr>
-              <w:t xml:space="preserve">2.101.403</w:t>
+              <w:t xml:space="preserve">2.101.404</w:t>
             </w:r>
           </w:p>
         </w:tc>
@@ -10718,7 +10718,7 @@
         <w:sz w:val="14"/>
         <w:szCs w:val="14"/>
       </w:rPr>
-      <w:t xml:space="preserve">Version 2.101.403 de l'application  ·  1er octobre 2026  ·  document interne BMI Togo</w:t>
+      <w:t xml:space="preserve">Version 2.101.404 de l'application  ·  1er octobre 2026  ·  document interne BMI Togo</w:t>
     </w:r>
   </w:p>
 </w:ftr>

--- a/docs/manuel/chapitre-07-dettes-et-paiements.docx
+++ b/docs/manuel/chapitre-07-dettes-et-paiements.docx
@@ -322,7 +322,7 @@
                 <w:sz w:val="20"/>
                 <w:szCs w:val="20"/>
               </w:rPr>
-              <w:t xml:space="preserve">2.101.404</w:t>
+              <w:t xml:space="preserve">2.101.406</w:t>
             </w:r>
           </w:p>
         </w:tc>
@@ -10718,7 +10718,7 @@
         <w:sz w:val="14"/>
         <w:szCs w:val="14"/>
       </w:rPr>
-      <w:t xml:space="preserve">Version 2.101.404 de l'application  ·  1er octobre 2026  ·  document interne BMI Togo</w:t>
+      <w:t xml:space="preserve">Version 2.101.406 de l'application  ·  1er octobre 2026  ·  document interne BMI Togo</w:t>
     </w:r>
   </w:p>
 </w:ftr>

--- a/docs/manuel/chapitre-07-dettes-et-paiements.docx
+++ b/docs/manuel/chapitre-07-dettes-et-paiements.docx
@@ -322,7 +322,7 @@
                 <w:sz w:val="20"/>
                 <w:szCs w:val="20"/>
               </w:rPr>
-              <w:t xml:space="preserve">2.101.406</w:t>
+              <w:t xml:space="preserve">2.101.407</w:t>
             </w:r>
           </w:p>
         </w:tc>
@@ -10718,7 +10718,7 @@
         <w:sz w:val="14"/>
         <w:szCs w:val="14"/>
       </w:rPr>
-      <w:t xml:space="preserve">Version 2.101.406 de l'application  ·  1er octobre 2026  ·  document interne BMI Togo</w:t>
+      <w:t xml:space="preserve">Version 2.101.407 de l'application  ·  1er octobre 2026  ·  document interne BMI Togo</w:t>
     </w:r>
   </w:p>
 </w:ftr>

--- a/docs/manuel/chapitre-07-dettes-et-paiements.docx
+++ b/docs/manuel/chapitre-07-dettes-et-paiements.docx
@@ -322,7 +322,7 @@
                 <w:sz w:val="20"/>
                 <w:szCs w:val="20"/>
               </w:rPr>
-              <w:t xml:space="preserve">2.101.407</w:t>
+              <w:t xml:space="preserve">2.101.408</w:t>
             </w:r>
           </w:p>
         </w:tc>
@@ -10718,7 +10718,7 @@
         <w:sz w:val="14"/>
         <w:szCs w:val="14"/>
       </w:rPr>
-      <w:t xml:space="preserve">Version 2.101.407 de l'application  ·  1er octobre 2026  ·  document interne BMI Togo</w:t>
+      <w:t xml:space="preserve">Version 2.101.408 de l'application  ·  1er octobre 2026  ·  document interne BMI Togo</w:t>
     </w:r>
   </w:p>
 </w:ftr>

--- a/docs/manuel/chapitre-07-dettes-et-paiements.docx
+++ b/docs/manuel/chapitre-07-dettes-et-paiements.docx
@@ -322,7 +322,7 @@
                 <w:sz w:val="20"/>
                 <w:szCs w:val="20"/>
               </w:rPr>
-              <w:t xml:space="preserve">2.101.408</w:t>
+              <w:t xml:space="preserve">2.101.409</w:t>
             </w:r>
           </w:p>
         </w:tc>
@@ -10718,7 +10718,7 @@
         <w:sz w:val="14"/>
         <w:szCs w:val="14"/>
       </w:rPr>
-      <w:t xml:space="preserve">Version 2.101.408 de l'application  ·  1er octobre 2026  ·  document interne BMI Togo</w:t>
+      <w:t xml:space="preserve">Version 2.101.409 de l'application  ·  1er octobre 2026  ·  document interne BMI Togo</w:t>
     </w:r>
   </w:p>
 </w:ftr>

--- a/docs/manuel/chapitre-07-dettes-et-paiements.docx
+++ b/docs/manuel/chapitre-07-dettes-et-paiements.docx
@@ -322,7 +322,7 @@
                 <w:sz w:val="20"/>
                 <w:szCs w:val="20"/>
               </w:rPr>
-              <w:t xml:space="preserve">2.101.409</w:t>
+              <w:t xml:space="preserve">2.101.410</w:t>
             </w:r>
           </w:p>
         </w:tc>
@@ -10718,7 +10718,7 @@
         <w:sz w:val="14"/>
         <w:szCs w:val="14"/>
       </w:rPr>
-      <w:t xml:space="preserve">Version 2.101.409 de l'application  ·  1er octobre 2026  ·  document interne BMI Togo</w:t>
+      <w:t xml:space="preserve">Version 2.101.410 de l'application  ·  1er octobre 2026  ·  document interne BMI Togo</w:t>
     </w:r>
   </w:p>
 </w:ftr>

--- a/docs/manuel/chapitre-07-dettes-et-paiements.docx
+++ b/docs/manuel/chapitre-07-dettes-et-paiements.docx
@@ -322,7 +322,7 @@
                 <w:sz w:val="20"/>
                 <w:szCs w:val="20"/>
               </w:rPr>
-              <w:t xml:space="preserve">2.101.410</w:t>
+              <w:t xml:space="preserve">2.101.411</w:t>
             </w:r>
           </w:p>
         </w:tc>
@@ -10718,7 +10718,7 @@
         <w:sz w:val="14"/>
         <w:szCs w:val="14"/>
       </w:rPr>
-      <w:t xml:space="preserve">Version 2.101.410 de l'application  ·  1er octobre 2026  ·  document interne BMI Togo</w:t>
+      <w:t xml:space="preserve">Version 2.101.411 de l'application  ·  1er octobre 2026  ·  document interne BMI Togo</w:t>
     </w:r>
   </w:p>
 </w:ftr>

--- a/docs/manuel/chapitre-07-dettes-et-paiements.docx
+++ b/docs/manuel/chapitre-07-dettes-et-paiements.docx
@@ -322,7 +322,7 @@
                 <w:sz w:val="20"/>
                 <w:szCs w:val="20"/>
               </w:rPr>
-              <w:t xml:space="preserve">2.101.411</w:t>
+              <w:t xml:space="preserve">2.101.412</w:t>
             </w:r>
           </w:p>
         </w:tc>
@@ -10718,7 +10718,7 @@
         <w:sz w:val="14"/>
         <w:szCs w:val="14"/>
       </w:rPr>
-      <w:t xml:space="preserve">Version 2.101.411 de l'application  ·  1er octobre 2026  ·  document interne BMI Togo</w:t>
+      <w:t xml:space="preserve">Version 2.101.412 de l'application  ·  1er octobre 2026  ·  document interne BMI Togo</w:t>
     </w:r>
   </w:p>
 </w:ftr>

--- a/docs/manuel/chapitre-07-dettes-et-paiements.docx
+++ b/docs/manuel/chapitre-07-dettes-et-paiements.docx
@@ -322,7 +322,7 @@
                 <w:sz w:val="20"/>
                 <w:szCs w:val="20"/>
               </w:rPr>
-              <w:t xml:space="preserve">2.101.412</w:t>
+              <w:t xml:space="preserve">2.101.413</w:t>
             </w:r>
           </w:p>
         </w:tc>
@@ -10718,7 +10718,7 @@
         <w:sz w:val="14"/>
         <w:szCs w:val="14"/>
       </w:rPr>
-      <w:t xml:space="preserve">Version 2.101.412 de l'application  ·  1er octobre 2026  ·  document interne BMI Togo</w:t>
+      <w:t xml:space="preserve">Version 2.101.413 de l'application  ·  1er octobre 2026  ·  document interne BMI Togo</w:t>
     </w:r>
   </w:p>
 </w:ftr>

--- a/docs/manuel/chapitre-07-dettes-et-paiements.docx
+++ b/docs/manuel/chapitre-07-dettes-et-paiements.docx
@@ -322,7 +322,7 @@
                 <w:sz w:val="20"/>
                 <w:szCs w:val="20"/>
               </w:rPr>
-              <w:t xml:space="preserve">2.101.413</w:t>
+              <w:t xml:space="preserve">2.101.414</w:t>
             </w:r>
           </w:p>
         </w:tc>
@@ -10718,7 +10718,7 @@
         <w:sz w:val="14"/>
         <w:szCs w:val="14"/>
       </w:rPr>
-      <w:t xml:space="preserve">Version 2.101.413 de l'application  ·  1er octobre 2026  ·  document interne BMI Togo</w:t>
+      <w:t xml:space="preserve">Version 2.101.414 de l'application  ·  1er octobre 2026  ·  document interne BMI Togo</w:t>
     </w:r>
   </w:p>
 </w:ftr>

--- a/docs/manuel/chapitre-07-dettes-et-paiements.docx
+++ b/docs/manuel/chapitre-07-dettes-et-paiements.docx
@@ -322,7 +322,7 @@
                 <w:sz w:val="20"/>
                 <w:szCs w:val="20"/>
               </w:rPr>
-              <w:t xml:space="preserve">2.101.414</w:t>
+              <w:t xml:space="preserve">2.101.415</w:t>
             </w:r>
           </w:p>
         </w:tc>
@@ -10718,7 +10718,7 @@
         <w:sz w:val="14"/>
         <w:szCs w:val="14"/>
       </w:rPr>
-      <w:t xml:space="preserve">Version 2.101.414 de l'application  ·  1er octobre 2026  ·  document interne BMI Togo</w:t>
+      <w:t xml:space="preserve">Version 2.101.415 de l'application  ·  1er octobre 2026  ·  document interne BMI Togo</w:t>
     </w:r>
   </w:p>
 </w:ftr>

--- a/docs/manuel/chapitre-07-dettes-et-paiements.docx
+++ b/docs/manuel/chapitre-07-dettes-et-paiements.docx
@@ -322,7 +322,7 @@
                 <w:sz w:val="20"/>
                 <w:szCs w:val="20"/>
               </w:rPr>
-              <w:t xml:space="preserve">2.101.415</w:t>
+              <w:t xml:space="preserve">2.101.416</w:t>
             </w:r>
           </w:p>
         </w:tc>
@@ -10718,7 +10718,7 @@
         <w:sz w:val="14"/>
         <w:szCs w:val="14"/>
       </w:rPr>
-      <w:t xml:space="preserve">Version 2.101.415 de l'application  ·  1er octobre 2026  ·  document interne BMI Togo</w:t>
+      <w:t xml:space="preserve">Version 2.101.416 de l'application  ·  1er octobre 2026  ·  document interne BMI Togo</w:t>
     </w:r>
   </w:p>
 </w:ftr>

--- a/docs/manuel/chapitre-07-dettes-et-paiements.docx
+++ b/docs/manuel/chapitre-07-dettes-et-paiements.docx
@@ -322,7 +322,7 @@
                 <w:sz w:val="20"/>
                 <w:szCs w:val="20"/>
               </w:rPr>
-              <w:t xml:space="preserve">2.101.416</w:t>
+              <w:t xml:space="preserve">2.101.417</w:t>
             </w:r>
           </w:p>
         </w:tc>
@@ -10718,7 +10718,7 @@
         <w:sz w:val="14"/>
         <w:szCs w:val="14"/>
       </w:rPr>
-      <w:t xml:space="preserve">Version 2.101.416 de l'application  ·  1er octobre 2026  ·  document interne BMI Togo</w:t>
+      <w:t xml:space="preserve">Version 2.101.417 de l'application  ·  1er octobre 2026  ·  document interne BMI Togo</w:t>
     </w:r>
   </w:p>
 </w:ftr>

--- a/docs/manuel/chapitre-07-dettes-et-paiements.docx
+++ b/docs/manuel/chapitre-07-dettes-et-paiements.docx
@@ -322,7 +322,7 @@
                 <w:sz w:val="20"/>
                 <w:szCs w:val="20"/>
               </w:rPr>
-              <w:t xml:space="preserve">2.101.417</w:t>
+              <w:t xml:space="preserve">2.101.418</w:t>
             </w:r>
           </w:p>
         </w:tc>
@@ -10718,7 +10718,7 @@
         <w:sz w:val="14"/>
         <w:szCs w:val="14"/>
       </w:rPr>
-      <w:t xml:space="preserve">Version 2.101.417 de l'application  ·  1er octobre 2026  ·  document interne BMI Togo</w:t>
+      <w:t xml:space="preserve">Version 2.101.418 de l'application  ·  1er octobre 2026  ·  document interne BMI Togo</w:t>
     </w:r>
   </w:p>
 </w:ftr>

--- a/docs/manuel/chapitre-07-dettes-et-paiements.docx
+++ b/docs/manuel/chapitre-07-dettes-et-paiements.docx
@@ -322,7 +322,7 @@
                 <w:sz w:val="20"/>
                 <w:szCs w:val="20"/>
               </w:rPr>
-              <w:t xml:space="preserve">2.101.418</w:t>
+              <w:t xml:space="preserve">2.101.419</w:t>
             </w:r>
           </w:p>
         </w:tc>
@@ -10718,7 +10718,7 @@
         <w:sz w:val="14"/>
         <w:szCs w:val="14"/>
       </w:rPr>
-      <w:t xml:space="preserve">Version 2.101.418 de l'application  ·  1er octobre 2026  ·  document interne BMI Togo</w:t>
+      <w:t xml:space="preserve">Version 2.101.419 de l'application  ·  1er octobre 2026  ·  document interne BMI Togo</w:t>
     </w:r>
   </w:p>
 </w:ftr>

--- a/docs/manuel/chapitre-07-dettes-et-paiements.docx
+++ b/docs/manuel/chapitre-07-dettes-et-paiements.docx
@@ -322,7 +322,7 @@
                 <w:sz w:val="20"/>
                 <w:szCs w:val="20"/>
               </w:rPr>
-              <w:t xml:space="preserve">2.101.419</w:t>
+              <w:t xml:space="preserve">2.101.420</w:t>
             </w:r>
           </w:p>
         </w:tc>
@@ -10718,7 +10718,7 @@
         <w:sz w:val="14"/>
         <w:szCs w:val="14"/>
       </w:rPr>
-      <w:t xml:space="preserve">Version 2.101.419 de l'application  ·  1er octobre 2026  ·  document interne BMI Togo</w:t>
+      <w:t xml:space="preserve">Version 2.101.420 de l'application  ·  1er octobre 2026  ·  document interne BMI Togo</w:t>
     </w:r>
   </w:p>
 </w:ftr>

--- a/docs/manuel/chapitre-07-dettes-et-paiements.docx
+++ b/docs/manuel/chapitre-07-dettes-et-paiements.docx
@@ -322,7 +322,7 @@
                 <w:sz w:val="20"/>
                 <w:szCs w:val="20"/>
               </w:rPr>
-              <w:t xml:space="preserve">2.101.420</w:t>
+              <w:t xml:space="preserve">2.101.421</w:t>
             </w:r>
           </w:p>
         </w:tc>
@@ -10718,7 +10718,7 @@
         <w:sz w:val="14"/>
         <w:szCs w:val="14"/>
       </w:rPr>
-      <w:t xml:space="preserve">Version 2.101.420 de l'application  ·  1er octobre 2026  ·  document interne BMI Togo</w:t>
+      <w:t xml:space="preserve">Version 2.101.421 de l'application  ·  1er octobre 2026  ·  document interne BMI Togo</w:t>
     </w:r>
   </w:p>
 </w:ftr>

--- a/docs/manuel/chapitre-07-dettes-et-paiements.docx
+++ b/docs/manuel/chapitre-07-dettes-et-paiements.docx
@@ -322,7 +322,7 @@
                 <w:sz w:val="20"/>
                 <w:szCs w:val="20"/>
               </w:rPr>
-              <w:t xml:space="preserve">2.101.421</w:t>
+              <w:t xml:space="preserve">2.101.422</w:t>
             </w:r>
           </w:p>
         </w:tc>
@@ -10718,7 +10718,7 @@
         <w:sz w:val="14"/>
         <w:szCs w:val="14"/>
       </w:rPr>
-      <w:t xml:space="preserve">Version 2.101.421 de l'application  ·  1er octobre 2026  ·  document interne BMI Togo</w:t>
+      <w:t xml:space="preserve">Version 2.101.422 de l'application  ·  1er octobre 2026  ·  document interne BMI Togo</w:t>
     </w:r>
   </w:p>
 </w:ftr>

--- a/docs/manuel/chapitre-07-dettes-et-paiements.docx
+++ b/docs/manuel/chapitre-07-dettes-et-paiements.docx
@@ -322,7 +322,7 @@
                 <w:sz w:val="20"/>
                 <w:szCs w:val="20"/>
               </w:rPr>
-              <w:t xml:space="preserve">2.101.422</w:t>
+              <w:t xml:space="preserve">2.101.423</w:t>
             </w:r>
           </w:p>
         </w:tc>
@@ -10718,7 +10718,7 @@
         <w:sz w:val="14"/>
         <w:szCs w:val="14"/>
       </w:rPr>
-      <w:t xml:space="preserve">Version 2.101.422 de l'application  ·  1er octobre 2026  ·  document interne BMI Togo</w:t>
+      <w:t xml:space="preserve">Version 2.101.423 de l'application  ·  1er octobre 2026  ·  document interne BMI Togo</w:t>
     </w:r>
   </w:p>
 </w:ftr>

--- a/docs/manuel/chapitre-07-dettes-et-paiements.docx
+++ b/docs/manuel/chapitre-07-dettes-et-paiements.docx
@@ -322,7 +322,7 @@
                 <w:sz w:val="20"/>
                 <w:szCs w:val="20"/>
               </w:rPr>
-              <w:t xml:space="preserve">2.101.423</w:t>
+              <w:t xml:space="preserve">2.101.424</w:t>
             </w:r>
           </w:p>
         </w:tc>
@@ -10718,7 +10718,7 @@
         <w:sz w:val="14"/>
         <w:szCs w:val="14"/>
       </w:rPr>
-      <w:t xml:space="preserve">Version 2.101.423 de l'application  ·  1er octobre 2026  ·  document interne BMI Togo</w:t>
+      <w:t xml:space="preserve">Version 2.101.424 de l'application  ·  1er octobre 2026  ·  document interne BMI Togo</w:t>
     </w:r>
   </w:p>
 </w:ftr>

--- a/docs/manuel/chapitre-07-dettes-et-paiements.docx
+++ b/docs/manuel/chapitre-07-dettes-et-paiements.docx
@@ -322,7 +322,7 @@
                 <w:sz w:val="20"/>
                 <w:szCs w:val="20"/>
               </w:rPr>
-              <w:t xml:space="preserve">2.101.424</w:t>
+              <w:t xml:space="preserve">2.101.425</w:t>
             </w:r>
           </w:p>
         </w:tc>
@@ -10718,7 +10718,7 @@
         <w:sz w:val="14"/>
         <w:szCs w:val="14"/>
       </w:rPr>
-      <w:t xml:space="preserve">Version 2.101.424 de l'application  ·  1er octobre 2026  ·  document interne BMI Togo</w:t>
+      <w:t xml:space="preserve">Version 2.101.425 de l'application  ·  1er octobre 2026  ·  document interne BMI Togo</w:t>
     </w:r>
   </w:p>
 </w:ftr>

--- a/docs/manuel/chapitre-07-dettes-et-paiements.docx
+++ b/docs/manuel/chapitre-07-dettes-et-paiements.docx
@@ -322,7 +322,7 @@
                 <w:sz w:val="20"/>
                 <w:szCs w:val="20"/>
               </w:rPr>
-              <w:t xml:space="preserve">2.101.425</w:t>
+              <w:t xml:space="preserve">2.101.426</w:t>
             </w:r>
           </w:p>
         </w:tc>
@@ -10718,7 +10718,7 @@
         <w:sz w:val="14"/>
         <w:szCs w:val="14"/>
       </w:rPr>
-      <w:t xml:space="preserve">Version 2.101.425 de l'application  ·  1er octobre 2026  ·  document interne BMI Togo</w:t>
+      <w:t xml:space="preserve">Version 2.101.426 de l'application  ·  1er octobre 2026  ·  document interne BMI Togo</w:t>
     </w:r>
   </w:p>
 </w:ftr>

--- a/docs/manuel/chapitre-07-dettes-et-paiements.docx
+++ b/docs/manuel/chapitre-07-dettes-et-paiements.docx
@@ -322,7 +322,7 @@
                 <w:sz w:val="20"/>
                 <w:szCs w:val="20"/>
               </w:rPr>
-              <w:t xml:space="preserve">2.101.426</w:t>
+              <w:t xml:space="preserve">2.101.427</w:t>
             </w:r>
           </w:p>
         </w:tc>
@@ -10718,7 +10718,7 @@
         <w:sz w:val="14"/>
         <w:szCs w:val="14"/>
       </w:rPr>
-      <w:t xml:space="preserve">Version 2.101.426 de l'application  ·  1er octobre 2026  ·  document interne BMI Togo</w:t>
+      <w:t xml:space="preserve">Version 2.101.427 de l'application  ·  1er octobre 2026  ·  document interne BMI Togo</w:t>
     </w:r>
   </w:p>
 </w:ftr>

--- a/docs/manuel/chapitre-07-dettes-et-paiements.docx
+++ b/docs/manuel/chapitre-07-dettes-et-paiements.docx
@@ -322,7 +322,7 @@
                 <w:sz w:val="20"/>
                 <w:szCs w:val="20"/>
               </w:rPr>
-              <w:t xml:space="preserve">2.101.427</w:t>
+              <w:t xml:space="preserve">2.101.428</w:t>
             </w:r>
           </w:p>
         </w:tc>
@@ -10718,7 +10718,7 @@
         <w:sz w:val="14"/>
         <w:szCs w:val="14"/>
       </w:rPr>
-      <w:t xml:space="preserve">Version 2.101.427 de l'application  ·  1er octobre 2026  ·  document interne BMI Togo</w:t>
+      <w:t xml:space="preserve">Version 2.101.428 de l'application  ·  1er octobre 2026  ·  document interne BMI Togo</w:t>
     </w:r>
   </w:p>
 </w:ftr>

--- a/docs/manuel/chapitre-07-dettes-et-paiements.docx
+++ b/docs/manuel/chapitre-07-dettes-et-paiements.docx
@@ -322,7 +322,7 @@
                 <w:sz w:val="20"/>
                 <w:szCs w:val="20"/>
               </w:rPr>
-              <w:t xml:space="preserve">2.101.428</w:t>
+              <w:t xml:space="preserve">2.101.429</w:t>
             </w:r>
           </w:p>
         </w:tc>
@@ -10718,7 +10718,7 @@
         <w:sz w:val="14"/>
         <w:szCs w:val="14"/>
       </w:rPr>
-      <w:t xml:space="preserve">Version 2.101.428 de l'application  ·  1er octobre 2026  ·  document interne BMI Togo</w:t>
+      <w:t xml:space="preserve">Version 2.101.429 de l'application  ·  1er octobre 2026  ·  document interne BMI Togo</w:t>
     </w:r>
   </w:p>
 </w:ftr>

--- a/docs/manuel/chapitre-07-dettes-et-paiements.docx
+++ b/docs/manuel/chapitre-07-dettes-et-paiements.docx
@@ -322,7 +322,7 @@
                 <w:sz w:val="20"/>
                 <w:szCs w:val="20"/>
               </w:rPr>
-              <w:t xml:space="preserve">2.101.429</w:t>
+              <w:t xml:space="preserve">2.101.430</w:t>
             </w:r>
           </w:p>
         </w:tc>
@@ -10718,7 +10718,7 @@
         <w:sz w:val="14"/>
         <w:szCs w:val="14"/>
       </w:rPr>
-      <w:t xml:space="preserve">Version 2.101.429 de l'application  ·  1er octobre 2026  ·  document interne BMI Togo</w:t>
+      <w:t xml:space="preserve">Version 2.101.430 de l'application  ·  1er octobre 2026  ·  document interne BMI Togo</w:t>
     </w:r>
   </w:p>
 </w:ftr>

--- a/docs/manuel/chapitre-07-dettes-et-paiements.docx
+++ b/docs/manuel/chapitre-07-dettes-et-paiements.docx
@@ -322,7 +322,7 @@
                 <w:sz w:val="20"/>
                 <w:szCs w:val="20"/>
               </w:rPr>
-              <w:t xml:space="preserve">2.101.430</w:t>
+              <w:t xml:space="preserve">2.101.431</w:t>
             </w:r>
           </w:p>
         </w:tc>
@@ -10718,7 +10718,7 @@
         <w:sz w:val="14"/>
         <w:szCs w:val="14"/>
       </w:rPr>
-      <w:t xml:space="preserve">Version 2.101.430 de l'application  ·  1er octobre 2026  ·  document interne BMI Togo</w:t>
+      <w:t xml:space="preserve">Version 2.101.431 de l'application  ·  1er octobre 2026  ·  document interne BMI Togo</w:t>
     </w:r>
   </w:p>
 </w:ftr>

--- a/docs/manuel/chapitre-07-dettes-et-paiements.docx
+++ b/docs/manuel/chapitre-07-dettes-et-paiements.docx
@@ -322,7 +322,7 @@
                 <w:sz w:val="20"/>
                 <w:szCs w:val="20"/>
               </w:rPr>
-              <w:t xml:space="preserve">2.101.431</w:t>
+              <w:t xml:space="preserve">2.101.432</w:t>
             </w:r>
           </w:p>
         </w:tc>
@@ -10718,7 +10718,7 @@
         <w:sz w:val="14"/>
         <w:szCs w:val="14"/>
       </w:rPr>
-      <w:t xml:space="preserve">Version 2.101.431 de l'application  ·  1er octobre 2026  ·  document interne BMI Togo</w:t>
+      <w:t xml:space="preserve">Version 2.101.432 de l'application  ·  1er octobre 2026  ·  document interne BMI Togo</w:t>
     </w:r>
   </w:p>
 </w:ftr>

--- a/docs/manuel/chapitre-07-dettes-et-paiements.docx
+++ b/docs/manuel/chapitre-07-dettes-et-paiements.docx
@@ -322,7 +322,7 @@
                 <w:sz w:val="20"/>
                 <w:szCs w:val="20"/>
               </w:rPr>
-              <w:t xml:space="preserve">2.101.432</w:t>
+              <w:t xml:space="preserve">2.101.433</w:t>
             </w:r>
           </w:p>
         </w:tc>
@@ -4478,7 +4478,7 @@
                 <w:sz w:val="19"/>
                 <w:szCs w:val="19"/>
               </w:rPr>
-              <w:t xml:space="preserve">Dans le titre : la somme de ce qui reste dû sur la boutique, réservations exclues.</w:t>
+              <w:t xml:space="preserve">Dans le titre : la somme de ce qui reste dû sur les dettes AFFICHÉES de la boutique, réservations exclues.</w:t>
             </w:r>
           </w:p>
         </w:tc>
@@ -4504,7 +4504,7 @@
                 <w:sz w:val="19"/>
                 <w:szCs w:val="19"/>
               </w:rPr>
-              <w:t xml:space="preserve">Date / numéro</w:t>
+              <w:t xml:space="preserve">Le filtre de période</w:t>
             </w:r>
           </w:p>
         </w:tc>
@@ -4525,52 +4525,84 @@
                 <w:sz w:val="19"/>
                 <w:szCs w:val="19"/>
               </w:rPr>
+              <w:t xml:space="preserve">Liste </w:t>
+            </w:r>
+            <w:r>
+              <w:rPr>
+                <w:b/>
+                <w:bCs/>
+                <w:sz w:val="19"/>
+                <w:szCs w:val="19"/>
+              </w:rPr>
+              <w:t xml:space="preserve">« Toute période »</w:t>
+            </w:r>
+            <w:r>
+              <w:rPr>
+                <w:sz w:val="19"/>
+                <w:szCs w:val="19"/>
+              </w:rPr>
+              <w:t xml:space="preserve"> (d'office, à chaque ouverture), Aujourd'hui, Cette semaine, Ce mois, Cette année, ou </w:t>
+            </w:r>
+            <w:r>
+              <w:rPr>
+                <w:b/>
+                <w:bCs/>
+                <w:sz w:val="19"/>
+                <w:szCs w:val="19"/>
+              </w:rPr>
+              <w:t xml:space="preserve">« ✏️ Personnaliser… »</w:t>
+            </w:r>
+            <w:r>
+              <w:rPr>
+                <w:sz w:val="19"/>
+                <w:szCs w:val="19"/>
+              </w:rPr>
+              <w:t xml:space="preserve"> avec deux dates, sur la DATE de la dette. La liste et le « Reste total » la suivent. Une vieille dette impayée sort alors de la liste : une bande ambre le dit (« Hors de cette période : N dettes non soldées, X restants »), l'argent dû ne se perd jamais de vue.</w:t>
+            </w:r>
+          </w:p>
+        </w:tc>
+      </w:tr>
+      <w:tr>
+        <w:trPr>
+          <w:cantSplit/>
+        </w:trPr>
+        <w:tc>
+          <w:tcPr>
+            <w:tcW w:type="dxa" w:w="3000"/>
+            <w:tcMar>
+              <w:top w:type="dxa" w:w="100"/>
+              <w:left w:type="dxa" w:w="140"/>
+              <w:bottom w:type="dxa" w:w="100"/>
+              <w:right w:type="dxa" w:w="140"/>
+            </w:tcMar>
+          </w:tcPr>
+          <w:p>
+            <w:r>
+              <w:rPr>
+                <w:sz w:val="19"/>
+                <w:szCs w:val="19"/>
+              </w:rPr>
+              <w:t xml:space="preserve">Date / numéro</w:t>
+            </w:r>
+          </w:p>
+        </w:tc>
+        <w:tc>
+          <w:tcPr>
+            <w:tcW w:type="dxa" w:w="6300"/>
+            <w:tcMar>
+              <w:top w:type="dxa" w:w="100"/>
+              <w:left w:type="dxa" w:w="140"/>
+              <w:bottom w:type="dxa" w:w="100"/>
+              <w:right w:type="dxa" w:w="140"/>
+            </w:tcMar>
+          </w:tcPr>
+          <w:p>
+            <w:r>
+              <w:rPr>
+                <w:sz w:val="19"/>
+                <w:szCs w:val="19"/>
+              </w:rPr>
               <w:t xml:space="preserve">La date de la dette, et son numéro (APE-DET-2026-0003 ; FOR- devant en formation). Colonne figée pendant le défilement.</w:t>
-            </w:r>
-          </w:p>
-        </w:tc>
-      </w:tr>
-      <w:tr>
-        <w:trPr>
-          <w:cantSplit/>
-        </w:trPr>
-        <w:tc>
-          <w:tcPr>
-            <w:tcW w:type="dxa" w:w="3000"/>
-            <w:tcMar>
-              <w:top w:type="dxa" w:w="100"/>
-              <w:left w:type="dxa" w:w="140"/>
-              <w:bottom w:type="dxa" w:w="100"/>
-              <w:right w:type="dxa" w:w="140"/>
-            </w:tcMar>
-          </w:tcPr>
-          <w:p>
-            <w:r>
-              <w:rPr>
-                <w:sz w:val="19"/>
-                <w:szCs w:val="19"/>
-              </w:rPr>
-              <w:t xml:space="preserve">Client / téléphone</w:t>
-            </w:r>
-          </w:p>
-        </w:tc>
-        <w:tc>
-          <w:tcPr>
-            <w:tcW w:type="dxa" w:w="6300"/>
-            <w:tcMar>
-              <w:top w:type="dxa" w:w="100"/>
-              <w:left w:type="dxa" w:w="140"/>
-              <w:bottom w:type="dxa" w:w="100"/>
-              <w:right w:type="dxa" w:w="140"/>
-            </w:tcMar>
-          </w:tcPr>
-          <w:p>
-            <w:r>
-              <w:rPr>
-                <w:sz w:val="19"/>
-                <w:szCs w:val="19"/>
-              </w:rPr>
-              <w:t xml:space="preserve">Le nom en gras, le numéro dessous.</w:t>
             </w:r>
           </w:p>
         </w:tc>
@@ -4596,7 +4628,7 @@
                 <w:sz w:val="19"/>
                 <w:szCs w:val="19"/>
               </w:rPr>
-              <w:t xml:space="preserve">Motif</w:t>
+              <w:t xml:space="preserve">Client / téléphone</w:t>
             </w:r>
           </w:p>
         </w:tc>
@@ -4617,52 +4649,52 @@
                 <w:sz w:val="19"/>
                 <w:szCs w:val="19"/>
               </w:rPr>
+              <w:t xml:space="preserve">Le nom en gras, le numéro dessous.</w:t>
+            </w:r>
+          </w:p>
+        </w:tc>
+      </w:tr>
+      <w:tr>
+        <w:trPr>
+          <w:cantSplit/>
+        </w:trPr>
+        <w:tc>
+          <w:tcPr>
+            <w:tcW w:type="dxa" w:w="3000"/>
+            <w:tcMar>
+              <w:top w:type="dxa" w:w="100"/>
+              <w:left w:type="dxa" w:w="140"/>
+              <w:bottom w:type="dxa" w:w="100"/>
+              <w:right w:type="dxa" w:w="140"/>
+            </w:tcMar>
+          </w:tcPr>
+          <w:p>
+            <w:r>
+              <w:rPr>
+                <w:sz w:val="19"/>
+                <w:szCs w:val="19"/>
+              </w:rPr>
+              <w:t xml:space="preserve">Motif</w:t>
+            </w:r>
+          </w:p>
+        </w:tc>
+        <w:tc>
+          <w:tcPr>
+            <w:tcW w:type="dxa" w:w="6300"/>
+            <w:tcMar>
+              <w:top w:type="dxa" w:w="100"/>
+              <w:left w:type="dxa" w:w="140"/>
+              <w:bottom w:type="dxa" w:w="100"/>
+              <w:right w:type="dxa" w:w="140"/>
+            </w:tcMar>
+          </w:tcPr>
+          <w:p>
+            <w:r>
+              <w:rPr>
+                <w:sz w:val="19"/>
+                <w:szCs w:val="19"/>
+              </w:rPr>
               <w:t xml:space="preserve">Les articles de la vente à crédit (avec les frais d'installation et de transport d'un devis), ou le motif tapé. Deux lignes au plus, « + N autres », la suite au clic.</w:t>
-            </w:r>
-          </w:p>
-        </w:tc>
-      </w:tr>
-      <w:tr>
-        <w:trPr>
-          <w:cantSplit/>
-        </w:trPr>
-        <w:tc>
-          <w:tcPr>
-            <w:tcW w:type="dxa" w:w="3000"/>
-            <w:tcMar>
-              <w:top w:type="dxa" w:w="100"/>
-              <w:left w:type="dxa" w:w="140"/>
-              <w:bottom w:type="dxa" w:w="100"/>
-              <w:right w:type="dxa" w:w="140"/>
-            </w:tcMar>
-          </w:tcPr>
-          <w:p>
-            <w:r>
-              <w:rPr>
-                <w:sz w:val="19"/>
-                <w:szCs w:val="19"/>
-              </w:rPr>
-              <w:t xml:space="preserve">Dette · Payé · Reste</w:t>
-            </w:r>
-          </w:p>
-        </w:tc>
-        <w:tc>
-          <w:tcPr>
-            <w:tcW w:type="dxa" w:w="6300"/>
-            <w:tcMar>
-              <w:top w:type="dxa" w:w="100"/>
-              <w:left w:type="dxa" w:w="140"/>
-              <w:bottom w:type="dxa" w:w="100"/>
-              <w:right w:type="dxa" w:w="140"/>
-            </w:tcMar>
-          </w:tcPr>
-          <w:p>
-            <w:r>
-              <w:rPr>
-                <w:sz w:val="19"/>
-                <w:szCs w:val="19"/>
-              </w:rPr>
-              <w:t xml:space="preserve">Le montant dû, le total versé (vert), ce qui reste (orange ; vert à 0).</w:t>
             </w:r>
           </w:p>
         </w:tc>
@@ -4688,7 +4720,7 @@
                 <w:sz w:val="19"/>
                 <w:szCs w:val="19"/>
               </w:rPr>
-              <w:t xml:space="preserve">Statut</w:t>
+              <w:t xml:space="preserve">Dette · Payé · Reste</w:t>
             </w:r>
           </w:p>
         </w:tc>
@@ -4706,6 +4738,51 @@
           <w:p>
             <w:r>
               <w:rPr>
+                <w:sz w:val="19"/>
+                <w:szCs w:val="19"/>
+              </w:rPr>
+              <w:t xml:space="preserve">Le montant dû, le total versé (vert), ce qui reste (orange ; vert à 0).</w:t>
+            </w:r>
+          </w:p>
+        </w:tc>
+      </w:tr>
+      <w:tr>
+        <w:trPr>
+          <w:cantSplit/>
+        </w:trPr>
+        <w:tc>
+          <w:tcPr>
+            <w:tcW w:type="dxa" w:w="3000"/>
+            <w:tcMar>
+              <w:top w:type="dxa" w:w="100"/>
+              <w:left w:type="dxa" w:w="140"/>
+              <w:bottom w:type="dxa" w:w="100"/>
+              <w:right w:type="dxa" w:w="140"/>
+            </w:tcMar>
+          </w:tcPr>
+          <w:p>
+            <w:r>
+              <w:rPr>
+                <w:sz w:val="19"/>
+                <w:szCs w:val="19"/>
+              </w:rPr>
+              <w:t xml:space="preserve">Statut</w:t>
+            </w:r>
+          </w:p>
+        </w:tc>
+        <w:tc>
+          <w:tcPr>
+            <w:tcW w:type="dxa" w:w="6300"/>
+            <w:tcMar>
+              <w:top w:type="dxa" w:w="100"/>
+              <w:left w:type="dxa" w:w="140"/>
+              <w:bottom w:type="dxa" w:w="100"/>
+              <w:right w:type="dxa" w:w="140"/>
+            </w:tcMar>
+          </w:tcPr>
+          <w:p>
+            <w:r>
+              <w:rPr>
                 <w:b/>
                 <w:bCs/>
                 <w:sz w:val="19"/>
@@ -4767,51 +4844,6 @@
                 <w:szCs w:val="19"/>
               </w:rPr>
               <w:t xml:space="preserve"> s'il reste à payer. Et la trace « 📲 … » de la dernière relance partie du numéro BMI.</w:t>
-            </w:r>
-          </w:p>
-        </w:tc>
-      </w:tr>
-      <w:tr>
-        <w:trPr>
-          <w:cantSplit/>
-        </w:trPr>
-        <w:tc>
-          <w:tcPr>
-            <w:tcW w:type="dxa" w:w="3000"/>
-            <w:tcMar>
-              <w:top w:type="dxa" w:w="100"/>
-              <w:left w:type="dxa" w:w="140"/>
-              <w:bottom w:type="dxa" w:w="100"/>
-              <w:right w:type="dxa" w:w="140"/>
-            </w:tcMar>
-          </w:tcPr>
-          <w:p>
-            <w:r>
-              <w:rPr>
-                <w:sz w:val="19"/>
-                <w:szCs w:val="19"/>
-              </w:rPr>
-              <w:t xml:space="preserve">🖨</w:t>
-            </w:r>
-          </w:p>
-        </w:tc>
-        <w:tc>
-          <w:tcPr>
-            <w:tcW w:type="dxa" w:w="6300"/>
-            <w:tcMar>
-              <w:top w:type="dxa" w:w="100"/>
-              <w:left w:type="dxa" w:w="140"/>
-              <w:bottom w:type="dxa" w:w="100"/>
-              <w:right w:type="dxa" w:w="140"/>
-            </w:tcMar>
-          </w:tcPr>
-          <w:p>
-            <w:r>
-              <w:rPr>
-                <w:sz w:val="19"/>
-                <w:szCs w:val="19"/>
-              </w:rPr>
-              <w:t xml:space="preserve">Réimprime le reçu de la dette : de dette, de versement ou définitif selon ce qui a été versé ; « 📦 MARCHANDISE DÉJÀ LIVRÉE LE … » si elle vient d'une vente livrée.</w:t>
             </w:r>
           </w:p>
         </w:tc>
@@ -4837,7 +4869,7 @@
                 <w:sz w:val="19"/>
                 <w:szCs w:val="19"/>
               </w:rPr>
-              <w:t xml:space="preserve">💵</w:t>
+              <w:t xml:space="preserve">🖨</w:t>
             </w:r>
           </w:p>
         </w:tc>
@@ -4858,52 +4890,52 @@
                 <w:sz w:val="19"/>
                 <w:szCs w:val="19"/>
               </w:rPr>
+              <w:t xml:space="preserve">Réimprime le reçu de la dette : de dette, de versement ou définitif selon ce qui a été versé ; « 📦 MARCHANDISE DÉJÀ LIVRÉE LE … » si elle vient d'une vente livrée.</w:t>
+            </w:r>
+          </w:p>
+        </w:tc>
+      </w:tr>
+      <w:tr>
+        <w:trPr>
+          <w:cantSplit/>
+        </w:trPr>
+        <w:tc>
+          <w:tcPr>
+            <w:tcW w:type="dxa" w:w="3000"/>
+            <w:tcMar>
+              <w:top w:type="dxa" w:w="100"/>
+              <w:left w:type="dxa" w:w="140"/>
+              <w:bottom w:type="dxa" w:w="100"/>
+              <w:right w:type="dxa" w:w="140"/>
+            </w:tcMar>
+          </w:tcPr>
+          <w:p>
+            <w:r>
+              <w:rPr>
+                <w:sz w:val="19"/>
+                <w:szCs w:val="19"/>
+              </w:rPr>
+              <w:t xml:space="preserve">💵</w:t>
+            </w:r>
+          </w:p>
+        </w:tc>
+        <w:tc>
+          <w:tcPr>
+            <w:tcW w:type="dxa" w:w="6300"/>
+            <w:tcMar>
+              <w:top w:type="dxa" w:w="100"/>
+              <w:left w:type="dxa" w:w="140"/>
+              <w:bottom w:type="dxa" w:w="100"/>
+              <w:right w:type="dxa" w:w="140"/>
+            </w:tcMar>
+          </w:tcPr>
+          <w:p>
+            <w:r>
+              <w:rPr>
+                <w:sz w:val="19"/>
+                <w:szCs w:val="19"/>
+              </w:rPr>
               <w:t xml:space="preserve">« + Paiement : enregistrer un versement du client ». Absent sur une dette Payée.</w:t>
-            </w:r>
-          </w:p>
-        </w:tc>
-      </w:tr>
-      <w:tr>
-        <w:trPr>
-          <w:cantSplit/>
-        </w:trPr>
-        <w:tc>
-          <w:tcPr>
-            <w:tcW w:type="dxa" w:w="3000"/>
-            <w:tcMar>
-              <w:top w:type="dxa" w:w="100"/>
-              <w:left w:type="dxa" w:w="140"/>
-              <w:bottom w:type="dxa" w:w="100"/>
-              <w:right w:type="dxa" w:w="140"/>
-            </w:tcMar>
-          </w:tcPr>
-          <w:p>
-            <w:r>
-              <w:rPr>
-                <w:sz w:val="19"/>
-                <w:szCs w:val="19"/>
-              </w:rPr>
-              <w:t xml:space="preserve">Logo WhatsApp</w:t>
-            </w:r>
-          </w:p>
-        </w:tc>
-        <w:tc>
-          <w:tcPr>
-            <w:tcW w:type="dxa" w:w="6300"/>
-            <w:tcMar>
-              <w:top w:type="dxa" w:w="100"/>
-              <w:left w:type="dxa" w:w="140"/>
-              <w:bottom w:type="dxa" w:w="100"/>
-              <w:right w:type="dxa" w:w="140"/>
-            </w:tcMar>
-          </w:tcPr>
-          <w:p>
-            <w:r>
-              <w:rPr>
-                <w:sz w:val="19"/>
-                <w:szCs w:val="19"/>
-              </w:rPr>
-              <w:t xml:space="preserve">« Relancer le client par WhatsApp », du numéro BMI. Absent sur une dette Payée.</w:t>
             </w:r>
           </w:p>
         </w:tc>
@@ -4929,7 +4961,7 @@
                 <w:sz w:val="19"/>
                 <w:szCs w:val="19"/>
               </w:rPr>
-              <w:t xml:space="preserve">🗑</w:t>
+              <w:t xml:space="preserve">Logo WhatsApp</w:t>
             </w:r>
           </w:p>
         </w:tc>
@@ -4950,6 +4982,51 @@
                 <w:sz w:val="19"/>
                 <w:szCs w:val="19"/>
               </w:rPr>
+              <w:t xml:space="preserve">« Relancer le client par WhatsApp », du numéro BMI. Absent sur une dette Payée.</w:t>
+            </w:r>
+          </w:p>
+        </w:tc>
+      </w:tr>
+      <w:tr>
+        <w:trPr>
+          <w:cantSplit/>
+        </w:trPr>
+        <w:tc>
+          <w:tcPr>
+            <w:tcW w:type="dxa" w:w="3000"/>
+            <w:tcMar>
+              <w:top w:type="dxa" w:w="100"/>
+              <w:left w:type="dxa" w:w="140"/>
+              <w:bottom w:type="dxa" w:w="100"/>
+              <w:right w:type="dxa" w:w="140"/>
+            </w:tcMar>
+          </w:tcPr>
+          <w:p>
+            <w:r>
+              <w:rPr>
+                <w:sz w:val="19"/>
+                <w:szCs w:val="19"/>
+              </w:rPr>
+              <w:t xml:space="preserve">🗑</w:t>
+            </w:r>
+          </w:p>
+        </w:tc>
+        <w:tc>
+          <w:tcPr>
+            <w:tcW w:type="dxa" w:w="6300"/>
+            <w:tcMar>
+              <w:top w:type="dxa" w:w="100"/>
+              <w:left w:type="dxa" w:w="140"/>
+              <w:bottom w:type="dxa" w:w="100"/>
+              <w:right w:type="dxa" w:w="140"/>
+            </w:tcMar>
+          </w:tcPr>
+          <w:p>
+            <w:r>
+              <w:rPr>
+                <w:sz w:val="19"/>
+                <w:szCs w:val="19"/>
+              </w:rPr>
               <w:t xml:space="preserve">« Supprimer cette dette » — administrateur seul, après confirmation. Rien ne revient au stock, aucune dépense n'est créée : c'est un effacement, à réserver à une saisie fausse.</w:t>
             </w:r>
           </w:p>
@@ -4962,6 +5039,7 @@
         <w:tc>
           <w:tcPr>
             <w:tcW w:type="dxa" w:w="3000"/>
+            <w:shd w:fill="F8FAFC" w:color="auto" w:val="clear"/>
             <w:tcMar>
               <w:top w:type="dxa" w:w="100"/>
               <w:left w:type="dxa" w:w="140"/>
@@ -4982,6 +5060,7 @@
         <w:tc>
           <w:tcPr>
             <w:tcW w:type="dxa" w:w="6300"/>
+            <w:shd w:fill="F8FAFC" w:color="auto" w:val="clear"/>
             <w:tcMar>
               <w:top w:type="dxa" w:w="100"/>
               <w:left w:type="dxa" w:w="140"/>
@@ -10718,7 +10797,7 @@
         <w:sz w:val="14"/>
         <w:szCs w:val="14"/>
       </w:rPr>
-      <w:t xml:space="preserve">Version 2.101.432 de l'application  ·  1er octobre 2026  ·  document interne BMI Togo</w:t>
+      <w:t xml:space="preserve">Version 2.101.433 de l'application  ·  1er octobre 2026  ·  document interne BMI Togo</w:t>
     </w:r>
   </w:p>
 </w:ftr>

--- a/docs/manuel/chapitre-07-dettes-et-paiements.docx
+++ b/docs/manuel/chapitre-07-dettes-et-paiements.docx
@@ -322,7 +322,7 @@
                 <w:sz w:val="20"/>
                 <w:szCs w:val="20"/>
               </w:rPr>
-              <w:t xml:space="preserve">2.101.433</w:t>
+              <w:t xml:space="preserve">2.101.434</w:t>
             </w:r>
           </w:p>
         </w:tc>
@@ -10797,7 +10797,7 @@
         <w:sz w:val="14"/>
         <w:szCs w:val="14"/>
       </w:rPr>
-      <w:t xml:space="preserve">Version 2.101.433 de l'application  ·  1er octobre 2026  ·  document interne BMI Togo</w:t>
+      <w:t xml:space="preserve">Version 2.101.434 de l'application  ·  1er octobre 2026  ·  document interne BMI Togo</w:t>
     </w:r>
   </w:p>
 </w:ftr>

--- a/docs/manuel/chapitre-07-dettes-et-paiements.docx
+++ b/docs/manuel/chapitre-07-dettes-et-paiements.docx
@@ -322,7 +322,7 @@
                 <w:sz w:val="20"/>
                 <w:szCs w:val="20"/>
               </w:rPr>
-              <w:t xml:space="preserve">2.101.434</w:t>
+              <w:t xml:space="preserve">2.101.435</w:t>
             </w:r>
           </w:p>
         </w:tc>
@@ -10797,7 +10797,7 @@
         <w:sz w:val="14"/>
         <w:szCs w:val="14"/>
       </w:rPr>
-      <w:t xml:space="preserve">Version 2.101.434 de l'application  ·  1er octobre 2026  ·  document interne BMI Togo</w:t>
+      <w:t xml:space="preserve">Version 2.101.435 de l'application  ·  1er octobre 2026  ·  document interne BMI Togo</w:t>
     </w:r>
   </w:p>
 </w:ftr>

--- a/docs/manuel/chapitre-07-dettes-et-paiements.docx
+++ b/docs/manuel/chapitre-07-dettes-et-paiements.docx
@@ -322,7 +322,7 @@
                 <w:sz w:val="20"/>
                 <w:szCs w:val="20"/>
               </w:rPr>
-              <w:t xml:space="preserve">2.101.435</w:t>
+              <w:t xml:space="preserve">2.101.436</w:t>
             </w:r>
           </w:p>
         </w:tc>
@@ -10797,7 +10797,7 @@
         <w:sz w:val="14"/>
         <w:szCs w:val="14"/>
       </w:rPr>
-      <w:t xml:space="preserve">Version 2.101.435 de l'application  ·  1er octobre 2026  ·  document interne BMI Togo</w:t>
+      <w:t xml:space="preserve">Version 2.101.436 de l'application  ·  1er octobre 2026  ·  document interne BMI Togo</w:t>
     </w:r>
   </w:p>
 </w:ftr>

--- a/docs/manuel/chapitre-07-dettes-et-paiements.docx
+++ b/docs/manuel/chapitre-07-dettes-et-paiements.docx
@@ -322,7 +322,7 @@
                 <w:sz w:val="20"/>
                 <w:szCs w:val="20"/>
               </w:rPr>
-              <w:t xml:space="preserve">2.101.436</w:t>
+              <w:t xml:space="preserve">2.101.437</w:t>
             </w:r>
           </w:p>
         </w:tc>
@@ -10797,7 +10797,7 @@
         <w:sz w:val="14"/>
         <w:szCs w:val="14"/>
       </w:rPr>
-      <w:t xml:space="preserve">Version 2.101.436 de l'application  ·  1er octobre 2026  ·  document interne BMI Togo</w:t>
+      <w:t xml:space="preserve">Version 2.101.437 de l'application  ·  1er octobre 2026  ·  document interne BMI Togo</w:t>
     </w:r>
   </w:p>
 </w:ftr>
